--- a/docs/과업지시서/한국항공대_바이브코딩_창업경진대회_과업지시서.docx
+++ b/docs/과업지시서/한국항공대_바이브코딩_창업경진대회_과업지시서.docx
@@ -4,7 +4,7 @@
   <w:body>
     <w:p>
       <w:pPr>
-        <w:spacing w:after="1400"/>
+        <w:spacing w:after="700"/>
       </w:pPr>
     </w:p>
     <w:p>
@@ -66,7 +66,7 @@
     </w:p>
     <w:p>
       <w:pPr>
-        <w:spacing w:after="700"/>
+        <w:spacing w:after="420"/>
       </w:pPr>
     </w:p>
     <w:p>
@@ -87,7 +87,7 @@
     </w:p>
     <w:p>
       <w:pPr>
-        <w:spacing w:after="1600" w:before="0" w:line="340"/>
+        <w:spacing w:after="850" w:before="0" w:line="340"/>
         <w:jc w:val="center"/>
       </w:pPr>
       <w:r>
@@ -459,10 +459,104 @@
           </w:p>
         </w:tc>
       </w:tr>
+      <w:tr>
+        <w:trPr>
+          <w:tblHeader w:val="false"/>
+        </w:trPr>
+        <w:tc>
+          <w:tcPr>
+            <w:tcW w:type="dxa" w:w="2200"/>
+            <w:shd w:fill="F2F2F2" w:color="auto" w:val="clear"/>
+            <w:tcMar>
+              <w:top w:type="dxa" w:w="90"/>
+              <w:left w:type="dxa" w:w="130"/>
+              <w:bottom w:type="dxa" w:w="90"/>
+              <w:right w:type="dxa" w:w="130"/>
+            </w:tcMar>
+            <w:vAlign w:val="center"/>
+          </w:tcPr>
+          <w:p>
+            <w:pPr>
+              <w:spacing w:after="0" w:line="290"/>
+              <w:jc w:val="center"/>
+            </w:pPr>
+            <w:r>
+              <w:rPr>
+                <w:rFonts w:ascii="맑은 고딕" w:cs="맑은 고딕" w:eastAsia="맑은 고딕" w:hAnsi="맑은 고딕" w:hint="eastAsia"/>
+                <w:b/>
+                <w:bCs/>
+                <w:sz w:val="19"/>
+                <w:szCs w:val="19"/>
+              </w:rPr>
+              <w:t xml:space="preserve">문서 상태</w:t>
+            </w:r>
+          </w:p>
+        </w:tc>
+        <w:tc>
+          <w:tcPr>
+            <w:tcW w:type="dxa" w:w="5900"/>
+            <w:shd w:fill="FFFFFF" w:color="auto" w:val="clear"/>
+            <w:tcMar>
+              <w:top w:type="dxa" w:w="90"/>
+              <w:left w:type="dxa" w:w="130"/>
+              <w:bottom w:type="dxa" w:w="90"/>
+              <w:right w:type="dxa" w:w="130"/>
+            </w:tcMar>
+            <w:vAlign w:val="center"/>
+          </w:tcPr>
+          <w:p>
+            <w:pPr>
+              <w:spacing w:after="0" w:line="290"/>
+              <w:jc w:val="left"/>
+            </w:pPr>
+            <w:r>
+              <w:rPr>
+                <w:rFonts w:ascii="맑은 고딕" w:cs="맑은 고딕" w:eastAsia="맑은 고딕" w:hAnsi="맑은 고딕" w:hint="eastAsia"/>
+                <w:b/>
+                <w:bCs/>
+                <w:color w:val="9C2A2A"/>
+                <w:sz w:val="19"/>
+                <w:szCs w:val="19"/>
+              </w:rPr>
+              <w:t xml:space="preserve">협의용 초안 (미확정)</w:t>
+            </w:r>
+          </w:p>
+        </w:tc>
+      </w:tr>
     </w:tbl>
     <w:p>
       <w:pPr>
-        <w:spacing w:after="1500"/>
+        <w:spacing w:after="260"/>
+      </w:pPr>
+    </w:p>
+    <w:p>
+      <w:pPr>
+        <w:pBdr>
+          <w:top w:val="single" w:color="9C2A2A" w:sz="8" w:space="8"/>
+          <w:left w:val="single" w:color="9C2A2A" w:sz="8" w:space="8"/>
+          <w:bottom w:val="single" w:color="9C2A2A" w:sz="8" w:space="8"/>
+          <w:right w:val="single" w:color="9C2A2A" w:sz="8" w:space="8"/>
+        </w:pBdr>
+        <w:shd w:fill="FBF0F0" w:color="auto" w:val="clear"/>
+        <w:spacing w:after="120" w:before="200" w:line="320"/>
+        <w:ind w:left="500" w:right="500"/>
+        <w:jc w:val="center"/>
+      </w:pPr>
+      <w:r>
+        <w:rPr>
+          <w:rFonts w:ascii="맑은 고딕" w:cs="맑은 고딕" w:eastAsia="맑은 고딕" w:hAnsi="맑은 고딕" w:hint="eastAsia"/>
+          <w:b/>
+          <w:bCs/>
+          <w:color w:val="9C2A2A"/>
+          <w:sz w:val="18"/>
+          <w:szCs w:val="18"/>
+        </w:rPr>
+        <w:t xml:space="preserve">※ 본 문서는 확정본이 아닌 협의용 초안입니다. 과업 내용·일정·예산은 발주처와의 협의 과정에서 변경될 수 있으며, 최종 내용은 계약 체결 시 확정합니다.</w:t>
+      </w:r>
+    </w:p>
+    <w:p>
+      <w:pPr>
+        <w:spacing w:after="480"/>
       </w:pPr>
     </w:p>
     <w:p>
@@ -619,7 +713,7 @@
           <w:sz w:val="21"/>
           <w:szCs w:val="21"/>
         </w:rPr>
-        <w:t xml:space="preserve">기획안에 머무르지 않고, 실제로 실행되는 결과물(프로토타입)을 심사 대상으로 삼아 창업 아이템의 실현 가능성을 검증한다.</w:t>
+        <w:t xml:space="preserve">예선에서는 사업계획서로 아이템의 타당성을 가리고, 결승에서는 실제로 동작하는 프로토타입을 시연하도록 하여 기획과 구현을 단계적으로 검증한다.</w:t>
       </w:r>
     </w:p>
     <w:p>
@@ -713,6 +807,11 @@
           <w:szCs w:val="19"/>
         </w:rPr>
         <w:t xml:space="preserve">※ 「바이브 코딩」의 정의 — 본 과업에서 「바이브 코딩」은 Claude Code, Cursor, GitHub Copilot 등 AI 코딩 에이전트에게 자연어로 요구사항을 전달하여, 코드 작성 경험이 적은 참가자도 웹·앱 형태의 동작하는 프로토타입(MVP)을 직접 완성하는 개발 방식을 말한다.</w:t>
+      </w:r>
+    </w:p>
+    <w:p>
+      <w:r>
+        <w:br w:type="page"/>
       </w:r>
     </w:p>
     <w:p>
@@ -1196,7 +1295,7 @@
                 <w:sz w:val="19"/>
                 <w:szCs w:val="19"/>
               </w:rPr>
-              <w:t xml:space="preserve">기획서 + 프로토타입 데모 링크 제출 마감</w:t>
+              <w:t xml:space="preserve">사업계획서 제출 마감 (프로토타입 미제출)</w:t>
             </w:r>
           </w:p>
         </w:tc>
@@ -1544,6 +1643,11 @@
         </w:tc>
       </w:tr>
     </w:tbl>
+    <w:p>
+      <w:r>
+        <w:br w:type="page"/>
+      </w:r>
+    </w:p>
     <w:p>
       <w:pPr>
         <w:pStyle w:val="Heading1"/>
@@ -1739,7 +1843,7 @@
           <w:sz w:val="21"/>
           <w:szCs w:val="21"/>
         </w:rPr>
-        <w:t xml:space="preserve">실습 환경 : 과업수행자는 실습에 필요한 AI 코딩 도구 계정 및 크레딧, 예제 프롬프트·템플릿, 실습 가이드 자료를 사전에 준비하여 제공하여야 한다.</w:t>
+        <w:t xml:space="preserve">실습 환경 : 과업수행자는 예제 프롬프트·템플릿과 실습 가이드 자료를 사전에 준비하여 제공하여야 한다. AI 코딩 도구는 특강 참가자 전원에게 무료 체험 계정을, 멘토링 대상 10개 팀에게는 결승 프로토타입 제작을 위해 1인당 50,000원 상당의 유료 크레딧을 지급한다.</w:t>
       </w:r>
     </w:p>
     <w:p>
@@ -1831,7 +1935,7 @@
           <w:sz w:val="21"/>
           <w:szCs w:val="21"/>
         </w:rPr>
-        <w:t xml:space="preserve">멘토링 진행 : 팀당 40분 이상 온/오프라인 멘토링을 1회 이상 진행하며, 하루 내 소화를 위해 2개 트랙을 병행 운영한다.</w:t>
+        <w:t xml:space="preserve">멘토링 진행 : 팀당 60분 이상 온/오프라인 멘토링을 1회 이상 진행하며, 하루 내 소화를 위해 2개 트랙을 병행 운영한다.</w:t>
       </w:r>
     </w:p>
     <w:p>
@@ -1849,7 +1953,7 @@
           <w:sz w:val="21"/>
           <w:szCs w:val="21"/>
         </w:rPr>
-        <w:t xml:space="preserve">과업 목표 : 특강에서 만든 프로토타입에 대한 기능 점검 및 개선 방향 제시, 비즈니스 모델 고도화, 10월 13일 예선 제출물(기획서·데모) 구성 지도를 수행할 수 있는 전문가를 매칭하여야 한다.</w:t>
+        <w:t xml:space="preserve">과업 목표 : 특강에서 만든 프로토타입에 대한 기능 점검 및 개선 방향 제시, 비즈니스 모델 고도화, 10월 13일 예선 제출용 사업계획서 작성 지도를 수행할 수 있는 전문가를 매칭하여야 한다.</w:t>
       </w:r>
     </w:p>
     <w:p>
@@ -1905,7 +2009,7 @@
           <w:sz w:val="21"/>
           <w:szCs w:val="21"/>
         </w:rPr>
-        <w:t xml:space="preserve">제출물 : 참가팀은 ① AI 창업 아이템 기획서, ② 바이브 코딩으로 구현한 프로토타입의 데모 URL 또는 3분 이내 실행 영상, ③ 소스 저장소(GitHub 등) 링크를 10월 13일(화) 18시까지 제출하여야 한다.</w:t>
+        <w:t xml:space="preserve">제출물 : 참가팀은 「AI 창업 아이템 사업계획서」를 10월 13일(화) 18시까지 제출하여야 한다. 예선 단계에서는 프로토타입을 제출받지 않으며, 사업계획서만으로 평가한다.</w:t>
       </w:r>
     </w:p>
     <w:p>
@@ -1941,7 +2045,7 @@
           <w:sz w:val="21"/>
           <w:szCs w:val="21"/>
         </w:rPr>
-        <w:t xml:space="preserve">결과 발표 : 10월 16일(금)까지 결승 진출 총 10개 팀을 확정하여 개별 통보하고, 결승 발표 준비 안내(발표 순서·자료 제출 기한·데모 환경)를 완료하여야 한다.</w:t>
+        <w:t xml:space="preserve">결과 발표 : 10월 16일(금)까지 결승 진출 총 10개 팀을 확정하여 개별 통보하고, 결승 발표 준비 안내(발표 순서·자료 제출 기한·프로토타입 데모 환경)를 완료하여야 한다. 프로토타입은 결승 단계에서 평가한다.</w:t>
       </w:r>
     </w:p>
     <w:p>
@@ -2102,7 +2206,7 @@
                 <w:sz w:val="19"/>
                 <w:szCs w:val="19"/>
               </w:rPr>
-              <w:t xml:space="preserve">프로토타입 구현 완성도</w:t>
+              <w:t xml:space="preserve">아이템 적합성</w:t>
             </w:r>
           </w:p>
         </w:tc>
@@ -2154,7 +2258,7 @@
                 <w:sz w:val="19"/>
                 <w:szCs w:val="19"/>
               </w:rPr>
-              <w:t xml:space="preserve">바이브 코딩으로 실제 동작하는 결과물을 구현하였는가</w:t>
+              <w:t xml:space="preserve">바이브 코딩을 활용한 창업 아이템으로 적합하며 구현 계획이 구체적인가</w:t>
             </w:r>
           </w:p>
         </w:tc>
@@ -2612,7 +2716,7 @@
           <w:sz w:val="21"/>
           <w:szCs w:val="21"/>
         </w:rPr>
-        <w:t xml:space="preserve">행사 준비물 : 심사용 발표 자료집 책자, 상장 및 케이스, 참가자 기념품(다이어리 등), 배너, 행사 당일 참석자(학생·심사위원·스태프)를 위한 식대(도시락) 및 다과를 준비하여야 한다.</w:t>
+        <w:t xml:space="preserve">행사 준비물 : 심사용 발표 자료집 책자, 상장 및 케이스, 배너, 행사 당일 참석자(학생·심사위원·스태프)를 위한 식대(도시락) 및 다과를 준비하여야 한다. 참가자 기념품은 본 과업에서 제외한다.</w:t>
       </w:r>
     </w:p>
     <w:p>
@@ -3213,7 +3317,7 @@
                 <w:sz w:val="19"/>
                 <w:szCs w:val="19"/>
               </w:rPr>
-              <w:t xml:space="preserve">200,000원 상당 상품 × 7팀</w:t>
+              <w:t xml:space="preserve">100,000원 상당 상품 × 7팀</w:t>
             </w:r>
           </w:p>
         </w:tc>
@@ -3240,7 +3344,7 @@
                 <w:sz w:val="19"/>
                 <w:szCs w:val="19"/>
               </w:rPr>
-              <w:t xml:space="preserve">1,400,000</w:t>
+              <w:t xml:space="preserve">700,000</w:t>
             </w:r>
           </w:p>
         </w:tc>
@@ -3439,7 +3543,7 @@
                 <w:sz w:val="19"/>
                 <w:szCs w:val="19"/>
               </w:rPr>
-              <w:t xml:space="preserve">100,000원 × 10개 팀</w:t>
+              <w:t xml:space="preserve">150,000원 × 10개 팀</w:t>
             </w:r>
           </w:p>
         </w:tc>
@@ -3466,7 +3570,7 @@
                 <w:sz w:val="19"/>
                 <w:szCs w:val="19"/>
               </w:rPr>
-              <w:t xml:space="preserve">1,000,000</w:t>
+              <w:t xml:space="preserve">1,500,000</w:t>
             </w:r>
           </w:p>
         </w:tc>
@@ -3663,7 +3767,7 @@
                 <w:sz w:val="19"/>
                 <w:szCs w:val="19"/>
               </w:rPr>
-              <w:t xml:space="preserve">현직 VC 3명 × 500,000원</w:t>
+              <w:t xml:space="preserve">현직 VC 3명 × 400,000원</w:t>
             </w:r>
           </w:p>
         </w:tc>
@@ -3690,7 +3794,7 @@
                 <w:sz w:val="19"/>
                 <w:szCs w:val="19"/>
               </w:rPr>
-              <w:t xml:space="preserve">1,500,000</w:t>
+              <w:t xml:space="preserve">1,200,000</w:t>
             </w:r>
           </w:p>
         </w:tc>
@@ -3775,7 +3879,7 @@
                 <w:sz w:val="19"/>
                 <w:szCs w:val="19"/>
               </w:rPr>
-              <w:t xml:space="preserve">특강·멘토링 실습용 AI 코딩 도구 계정 및 크레딧 10,000원 × 30팀</w:t>
+              <w:t xml:space="preserve">멘토링 대상 10개 팀(팀당 3인 기준) 1인당 50,000원 × 30명</w:t>
             </w:r>
           </w:p>
         </w:tc>
@@ -3801,7 +3905,7 @@
                 <w:sz w:val="19"/>
                 <w:szCs w:val="19"/>
               </w:rPr>
-              <w:t xml:space="preserve">300,000</w:t>
+              <w:t xml:space="preserve">1,500,000</w:t>
             </w:r>
           </w:p>
         </w:tc>
@@ -3975,7 +4079,7 @@
                 <w:sz w:val="19"/>
                 <w:szCs w:val="19"/>
               </w:rPr>
-              <w:t xml:space="preserve">식대/기념품/대행수수료</w:t>
+              <w:t xml:space="preserve">식대/운영/대행수수료</w:t>
             </w:r>
           </w:p>
         </w:tc>
@@ -4001,7 +4105,7 @@
                 <w:sz w:val="19"/>
                 <w:szCs w:val="19"/>
               </w:rPr>
-              <w:t xml:space="preserve">당일 식대·다과, 기념품, 소모품, 현장 운영 인력 및 대행 수수료</w:t>
+              <w:t xml:space="preserve">당일 식대·다과, 소모품, 현장 운영 인력 및 대행 수수료 (기념품 제외)</w:t>
             </w:r>
           </w:p>
         </w:tc>
@@ -4027,7 +4131,7 @@
                 <w:sz w:val="19"/>
                 <w:szCs w:val="19"/>
               </w:rPr>
-              <w:t xml:space="preserve">2,500,000</w:t>
+              <w:t xml:space="preserve">1,800,000</w:t>
             </w:r>
           </w:p>
         </w:tc>
@@ -4117,7 +4221,37 @@
           <w:sz w:val="19"/>
           <w:szCs w:val="19"/>
         </w:rPr>
-        <w:t xml:space="preserve">※ 원 과업지시서 대비 「행사 운영비 및 일반관리비」에서 300,000원을 조정하여 「실습 환경비」를 신설하였으며, 총 예산 10,000,000원(부가가치세 포함)은 변동이 없다.</w:t>
+        <w:t xml:space="preserve">※ 원 과업지시서 대비 조정 내역 — ① 장려상 단가(200,000원 → 100,000원)와 결승 심사수당(500,000원 → 400,000원)을 조정하고 참가자 기념품 항목을 제외하여 1,700,000원을 확보하였다. ② 확보한 재원은 「실습 환경비」 신설·증액(+1,200,000원)과 1:1 창업 멘토링비 증액(팀당 100,000원 → 150,000원, +500,000원)에 재배분하였다. ③ 총 예산 10,000,000원(부가가치세 포함)은 변동이 없다.</w:t>
+      </w:r>
+    </w:p>
+    <w:p>
+      <w:pPr>
+        <w:pBdr>
+          <w:top w:val="single" w:color="9C2A2A" w:sz="8" w:space="8"/>
+          <w:left w:val="single" w:color="9C2A2A" w:sz="8" w:space="8"/>
+          <w:bottom w:val="single" w:color="9C2A2A" w:sz="8" w:space="8"/>
+          <w:right w:val="single" w:color="9C2A2A" w:sz="8" w:space="8"/>
+        </w:pBdr>
+        <w:shd w:fill="FBF0F0" w:color="auto" w:val="clear"/>
+        <w:spacing w:after="120" w:before="200" w:line="320"/>
+        <w:ind w:left="500" w:right="500"/>
+        <w:jc w:val="center"/>
+      </w:pPr>
+      <w:r>
+        <w:rPr>
+          <w:rFonts w:ascii="맑은 고딕" w:cs="맑은 고딕" w:eastAsia="맑은 고딕" w:hAnsi="맑은 고딕" w:hint="eastAsia"/>
+          <w:b/>
+          <w:bCs/>
+          <w:color w:val="9C2A2A"/>
+          <w:sz w:val="18"/>
+          <w:szCs w:val="18"/>
+        </w:rPr>
+        <w:t xml:space="preserve">※ 본 예산 배분은 협의용 초안이며, 발주처와의 협의를 거쳐 확정합니다.</w:t>
+      </w:r>
+    </w:p>
+    <w:p>
+      <w:r>
+        <w:br w:type="page"/>
       </w:r>
     </w:p>
     <w:p>
@@ -4288,6 +4422,11 @@
       </w:r>
     </w:p>
     <w:p>
+      <w:r>
+        <w:br w:type="page"/>
+      </w:r>
+    </w:p>
+    <w:p>
       <w:pPr>
         <w:pStyle w:val="Heading1"/>
         <w:shd w:fill="17365D" w:color="auto" w:val="clear"/>
@@ -4304,6 +4443,24 @@
           <w:szCs w:val="24"/>
         </w:rPr>
         <w:t xml:space="preserve">Ⅵ.  일반 조건 및 보안 사항</w:t>
+      </w:r>
+    </w:p>
+    <w:p>
+      <w:pPr>
+        <w:pStyle w:val="ListParagraph"/>
+        <w:numPr>
+          <w:ilvl w:val="0"/>
+          <w:numId w:val="2"/>
+        </w:numPr>
+        <w:spacing w:after="90" w:line="340"/>
+      </w:pPr>
+      <w:r>
+        <w:rPr>
+          <w:rFonts w:ascii="맑은 고딕" w:cs="맑은 고딕" w:eastAsia="맑은 고딕" w:hAnsi="맑은 고딕" w:hint="eastAsia"/>
+          <w:sz w:val="21"/>
+          <w:szCs w:val="21"/>
+        </w:rPr>
+        <w:t xml:space="preserve">본 과업지시서는 확정본이 아닌 협의용 초안이다. 과업의 세부 내용, 추진 일정 및 예산 배분은 발주처와 과업수행자의 협의를 거쳐 조정될 수 있으며, 최종 내용은 계약 체결 시 확정한다.</w:t>
       </w:r>
     </w:p>
     <w:p>
@@ -4549,7 +4706,18 @@
         <w:sz w:val="16"/>
         <w:szCs w:val="16"/>
       </w:rPr>
-      <w:t xml:space="preserve">한국항공대학교 바이브 코딩 기반 학생창업 경진대회 및 창업 특강 운영 용역</w:t>
+      <w:t xml:space="preserve">한국항공대학교 바이브 코딩 기반 학생창업 경진대회 및 창업 특강 운영 용역   |   </w:t>
+    </w:r>
+    <w:r>
+      <w:rPr>
+        <w:rFonts w:ascii="맑은 고딕" w:cs="맑은 고딕" w:eastAsia="맑은 고딕" w:hAnsi="맑은 고딕" w:hint="eastAsia"/>
+        <w:b/>
+        <w:bCs/>
+        <w:color w:val="9C2A2A"/>
+        <w:sz w:val="16"/>
+        <w:szCs w:val="16"/>
+      </w:rPr>
+      <w:t xml:space="preserve">협의용 초안</w:t>
     </w:r>
   </w:p>
 </w:hdr>
